--- a/backend/data/corpus/DOC-20241223-167.docx
+++ b/backend/data/corpus/DOC-20241223-167.docx
@@ -31,7 +31,7 @@
           <w:b/>
           <w:sz w:val="21"/>
         </w:rPr>
-        <w:t>HCP: Valentina Calderwood, MD, Foxglove Health Neurology, Missoula, MT (RSM)</w:t>
+        <w:t>HCP: Cormac Grierson, MD, Palmetto Neurology Institute, Buffalo, NY (RSM)</w:t>
       </w:r>
     </w:p>
     <w:p>
@@ -46,7 +46,7 @@
         <w:rPr>
           <w:sz w:val="21"/>
         </w:rPr>
-        <w:t>Stopped by at the end of the clinic list for a twenty-minute conversation.</w:t>
+        <w:t>Referenced a guideline update discussed at journal club in passing.</w:t>
       </w:r>
     </w:p>
     <w:p>
@@ -61,7 +61,7 @@
         <w:rPr>
           <w:sz w:val="21"/>
         </w:rPr>
-        <w:t>Onboarding one of the nurse practitioners is the current preoccupation here.</w:t>
+        <w:t>Most of the discussion was about the scheduling system, which has not settled.</w:t>
       </w:r>
     </w:p>
     <w:p>
@@ -76,7 +76,7 @@
         <w:rPr>
           <w:sz w:val="21"/>
         </w:rPr>
-        <w:t>Formulary questions remains the slowest step, which came up as a general frustration.</w:t>
+        <w:t>Nothing actionable this visit this time. Asked about safety and confirmed nothing to report.</w:t>
       </w:r>
     </w:p>
     <w:sectPr>
